--- a/data/cvs/cv_61_Zollsoft_Gmbh_DevOps_Engineer__Homeoffice_möglich_.docx
+++ b/data/cvs/cv_61_Zollsoft_Gmbh_DevOps_Engineer__Homeoffice_möglich_.docx
@@ -86,7 +86,7 @@
         <w:rPr>
           <w:sz w:val="20"/>
         </w:rPr>
-        <w:t>Full Stack Developer and AI engineer with a diverse toolkit spanning Python, JavaScript, React, Node.js, PostgreSQL, and more. I've built full-stack applications, integrated AI-driven automation, and worked across the stack from Python backends to React frontends. Currently at Copy Cat Group, I'm deep in production systems work, including a live SAP API integration, an AI-powered tender scraping pipeline, and comprehensive system design documentation.</w:t>
+        <w:t>Full Stack Developer and AI engineer with a diverse toolkit spanning Python, JavaScript, React, Node.js, and PostgreSQL. I've built full-stack applications for enterprise clients, from UI components to backend logic and APIs. Currently at Copy Cat Group, I'm integrating SAP APIs with internal systems, designing system architecture, and automating tender processes with AI. My recent focus is on DevOps, CI/CD pipelines, and cloud-based infrastructure, with a C1-level proficiency in German.</w:t>
       </w:r>
     </w:p>
     <w:p>
@@ -245,7 +245,7 @@
         <w:rPr>
           <w:sz w:val="20"/>
         </w:rPr>
-        <w:t>DevOps, Software-Entwicklung, IT-Infrastruktur, Automatisierung, Optimierung, Continous Integration, Continous Delivery, Continous Deployment, Applikationen, automatisierte Testabläufe</w:t>
+        <w:t>Software-Entwicklung, IT-Infrastruktur, Automatisierung, Optimierung, Prozesse, Arbeitsabläufe, Continous Integration, Continous Delivery, Continous Deployment, Applikationen</w:t>
       </w:r>
     </w:p>
     <w:p>
@@ -263,7 +263,7 @@
         <w:rPr>
           <w:sz w:val="20"/>
         </w:rPr>
-        <w:t>IT-Infrastrukturen, CI/CD, Jenkins, GitLab, Atlassian Produkte, Microservices, Dart, skriptbasierte Lösungen, agile Softwareentwicklung, Deutsch C1-Niveau</w:t>
+        <w:t>Testabläufe, IT-Infrastrukturen, Jenkins, GitLab, Atlassian Produkte, Microservices, Dart, Skriptbasierte Lösungen, Agile Softwareentwicklung, Deutsch (C1-Niveau)</w:t>
       </w:r>
     </w:p>
     <w:p>
@@ -313,7 +313,7 @@
         <w:rPr>
           <w:sz w:val="20"/>
         </w:rPr>
-        <w:t>Integrating SAP APIs with an internal Credit Control System, automating processes for OA and IT business units.</w:t>
+        <w:t>Integrating SAP APIs with an internal Credit Control System to automate processes for OA and IT teams.</w:t>
       </w:r>
     </w:p>
     <w:p>
@@ -325,7 +325,7 @@
         <w:rPr>
           <w:sz w:val="20"/>
         </w:rPr>
-        <w:t>Designing and building an AI-powered tender scraping pipeline to automate tender opportunity discovery and processing.</w:t>
+        <w:t>Authoring System Design Documents (SDDs) and Business Requirements Documents (BRDs) to define project scope and architecture.</w:t>
       </w:r>
     </w:p>
     <w:p>
@@ -337,7 +337,7 @@
         <w:rPr>
           <w:sz w:val="20"/>
         </w:rPr>
-        <w:t>Authoring comprehensive System Design Documents (SDDs) and Business Requirements Documents (BRDs) to guide project scope and technical specifications.</w:t>
+        <w:t>Designing and prototyping an AI-powered tender scraping pipeline to automate tender discovery and processing.</w:t>
       </w:r>
     </w:p>
     <w:p>
@@ -372,31 +372,7 @@
         <w:rPr>
           <w:sz w:val="20"/>
         </w:rPr>
-        <w:t>Train AI models by generating accurate difference-based captions for multimodal datasets</w:t>
-      </w:r>
-    </w:p>
-    <w:p>
-      <w:pPr>
-        <w:pStyle w:val="ListBullet"/>
-        <w:spacing w:before="0" w:after="20"/>
-      </w:pPr>
-      <w:r>
-        <w:rPr>
-          <w:sz w:val="20"/>
-        </w:rPr>
-        <w:t>Perform categorisation, bounding, consistency checks, and image-level validation to improve multimodal model accuracy</w:t>
-      </w:r>
-    </w:p>
-    <w:p>
-      <w:pPr>
-        <w:pStyle w:val="ListBullet"/>
-        <w:spacing w:before="0" w:after="20"/>
-      </w:pPr>
-      <w:r>
-        <w:rPr>
-          <w:sz w:val="20"/>
-        </w:rPr>
-        <w:t>Contribute high-quality annotated outputs that directly feed into production AI model training pipelines</w:t>
+        <w:t>Generating difference-based captions for multimodal datasets, improving model accuracy through detailed annotations.</w:t>
       </w:r>
     </w:p>
     <w:p>
@@ -431,31 +407,7 @@
         <w:rPr>
           <w:sz w:val="20"/>
         </w:rPr>
-        <w:t>Developed and delivered full-stack solutions for U.S.-based clients across different sectors</w:t>
-      </w:r>
-    </w:p>
-    <w:p>
-      <w:pPr>
-        <w:pStyle w:val="ListBullet"/>
-        <w:spacing w:before="0" w:after="20"/>
-      </w:pPr>
-      <w:r>
-        <w:rPr>
-          <w:sz w:val="20"/>
-        </w:rPr>
-        <w:t>Built UI components, optimised APIs, and handled CMS-based website systems</w:t>
-      </w:r>
-    </w:p>
-    <w:p>
-      <w:pPr>
-        <w:pStyle w:val="ListBullet"/>
-        <w:spacing w:before="0" w:after="20"/>
-      </w:pPr>
-      <w:r>
-        <w:rPr>
-          <w:sz w:val="20"/>
-        </w:rPr>
-        <w:t>Collaborated with remote teams to debug, improve performance, and implement client feedback</w:t>
+        <w:t>Building full-stack solutions with optimised UI components, APIs, and CMS systems for diverse U.S. clients.</w:t>
       </w:r>
     </w:p>
     <w:p>
@@ -490,31 +442,7 @@
         <w:rPr>
           <w:sz w:val="20"/>
         </w:rPr>
-        <w:t>Annotated and evaluated datasets for health and agriculture AI systems</w:t>
-      </w:r>
-    </w:p>
-    <w:p>
-      <w:pPr>
-        <w:pStyle w:val="ListBullet"/>
-        <w:spacing w:before="0" w:after="20"/>
-      </w:pPr>
-      <w:r>
-        <w:rPr>
-          <w:sz w:val="20"/>
-        </w:rPr>
-        <w:t>Performed intent detection, slot tagging, utterance verification, and structured dataset creation</w:t>
-      </w:r>
-    </w:p>
-    <w:p>
-      <w:pPr>
-        <w:pStyle w:val="ListBullet"/>
-        <w:spacing w:before="0" w:after="20"/>
-      </w:pPr>
-      <w:r>
-        <w:rPr>
-          <w:sz w:val="20"/>
-        </w:rPr>
-        <w:t>Ensured annotation quality and consistency across multilingual and multimodal training data</w:t>
+        <w:t>Performing intent detection, slot tagging, and utterance verification for health and agriculture AI systems.</w:t>
       </w:r>
     </w:p>
     <w:p>
